--- a/Assignment 1/Assignment1 Design Process.docx
+++ b/Assignment 1/Assignment1 Design Process.docx
@@ -216,12 +216,12 @@
           <wp:inline distB="114300" distT="114300" distL="114300" distR="114300">
             <wp:extent cx="5731200" cy="7645400"/>
             <wp:effectExtent b="0" l="0" r="0" t="0"/>
-            <wp:docPr id="3" name="image2.png"/>
+            <wp:docPr id="3" name="image1.png"/>
             <a:graphic>
               <a:graphicData uri="http://schemas.openxmlformats.org/drawingml/2006/picture">
                 <pic:pic>
                   <pic:nvPicPr>
-                    <pic:cNvPr id="0" name="image2.png"/>
+                    <pic:cNvPr id="0" name="image1.png"/>
                     <pic:cNvPicPr preferRelativeResize="0"/>
                   </pic:nvPicPr>
                   <pic:blipFill>
@@ -281,96 +281,56 @@
           <w:bCs w:val="1"/>
           <w:sz w:val="24"/>
           <w:szCs w:val="24"/>
+          <w:rtl w:val="0"/>
+        </w:rPr>
+        <w:t xml:space="preserve">https://deemashammaa-star.github.io/WebDesign/Assignment%201/</w:t>
+      </w:r>
+    </w:p>
+    <w:p>
+      <w:pPr>
+        <w:rPr>
+          <w:b w:val="1"/>
+          <w:bCs w:val="1"/>
+          <w:sz w:val="24"/>
+          <w:szCs w:val="24"/>
+        </w:rPr>
+      </w:pPr>
+      <w:r>
+        <w:rPr>
+          <w:rtl w:val="0"/>
+        </w:rPr>
+      </w:r>
+    </w:p>
+    <w:p>
+      <w:pPr>
+        <w:rPr>
+          <w:b w:val="1"/>
+          <w:bCs w:val="1"/>
+          <w:sz w:val="24"/>
+          <w:szCs w:val="24"/>
+        </w:rPr>
+      </w:pPr>
+      <w:r>
+        <w:rPr>
+          <w:b w:val="1"/>
+          <w:bCs w:val="1"/>
+          <w:sz w:val="24"/>
+          <w:szCs w:val="24"/>
         </w:rPr>
         <w:drawing>
           <wp:inline distB="114300" distT="114300" distL="114300" distR="114300">
-            <wp:extent cx="5731200" cy="3048000"/>
+            <wp:extent cx="5731200" cy="2768600"/>
             <wp:effectExtent b="25400" l="25400" r="25400" t="25400"/>
-            <wp:docPr id="4" name="image1.png"/>
+            <wp:docPr id="2" name="image2.png"/>
             <a:graphic>
               <a:graphicData uri="http://schemas.openxmlformats.org/drawingml/2006/picture">
                 <pic:pic>
                   <pic:nvPicPr>
-                    <pic:cNvPr id="0" name="image1.png"/>
+                    <pic:cNvPr id="0" name="image2.png"/>
                     <pic:cNvPicPr preferRelativeResize="0"/>
                   </pic:nvPicPr>
                   <pic:blipFill>
                     <a:blip r:embed="rId8"/>
-                    <a:srcRect b="0" l="0" r="0" t="0"/>
-                    <a:stretch>
-                      <a:fillRect/>
-                    </a:stretch>
-                  </pic:blipFill>
-                  <pic:spPr>
-                    <a:xfrm>
-                      <a:off x="0" y="0"/>
-                      <a:ext cx="5731200" cy="3048000"/>
-                    </a:xfrm>
-                    <a:prstGeom prst="rect"/>
-                    <a:ln w="25400">
-                      <a:solidFill>
-                        <a:srgbClr val="000000"/>
-                      </a:solidFill>
-                      <a:prstDash val="solid"/>
-                    </a:ln>
-                  </pic:spPr>
-                </pic:pic>
-              </a:graphicData>
-            </a:graphic>
-          </wp:inline>
-        </w:drawing>
-      </w:r>
-      <w:r>
-        <w:rPr>
-          <w:rtl w:val="0"/>
-        </w:rPr>
-      </w:r>
-    </w:p>
-    <w:p>
-      <w:pPr>
-        <w:rPr>
-          <w:b w:val="1"/>
-          <w:bCs w:val="1"/>
-          <w:sz w:val="24"/>
-          <w:szCs w:val="24"/>
-        </w:rPr>
-      </w:pPr>
-      <w:r>
-        <w:rPr>
-          <w:rtl w:val="0"/>
-        </w:rPr>
-      </w:r>
-    </w:p>
-    <w:p>
-      <w:pPr>
-        <w:rPr>
-          <w:b w:val="1"/>
-          <w:bCs w:val="1"/>
-          <w:sz w:val="24"/>
-          <w:szCs w:val="24"/>
-        </w:rPr>
-      </w:pPr>
-      <w:r>
-        <w:rPr>
-          <w:b w:val="1"/>
-          <w:bCs w:val="1"/>
-          <w:sz w:val="24"/>
-          <w:szCs w:val="24"/>
-        </w:rPr>
-        <w:drawing>
-          <wp:inline distB="114300" distT="114300" distL="114300" distR="114300">
-            <wp:extent cx="5731200" cy="2768600"/>
-            <wp:effectExtent b="25400" l="25400" r="25400" t="25400"/>
-            <wp:docPr id="2" name="image3.png"/>
-            <a:graphic>
-              <a:graphicData uri="http://schemas.openxmlformats.org/drawingml/2006/picture">
-                <pic:pic>
-                  <pic:nvPicPr>
-                    <pic:cNvPr id="0" name="image3.png"/>
-                    <pic:cNvPicPr preferRelativeResize="0"/>
-                  </pic:nvPicPr>
-                  <pic:blipFill>
-                    <a:blip r:embed="rId9"/>
                     <a:srcRect b="0" l="0" r="0" t="0"/>
                     <a:stretch>
                       <a:fillRect/>

--- a/Assignment 1/Assignment1 Design Process.docx
+++ b/Assignment 1/Assignment1 Design Process.docx
@@ -216,12 +216,12 @@
           <wp:inline distB="114300" distT="114300" distL="114300" distR="114300">
             <wp:extent cx="5731200" cy="7645400"/>
             <wp:effectExtent b="0" l="0" r="0" t="0"/>
-            <wp:docPr id="3" name="image1.png"/>
+            <wp:docPr id="4" name="image3.png"/>
             <a:graphic>
               <a:graphicData uri="http://schemas.openxmlformats.org/drawingml/2006/picture">
                 <pic:pic>
                   <pic:nvPicPr>
-                    <pic:cNvPr id="0" name="image1.png"/>
+                    <pic:cNvPr id="0" name="image3.png"/>
                     <pic:cNvPicPr preferRelativeResize="0"/>
                   </pic:nvPicPr>
                   <pic:blipFill>
@@ -277,13 +277,8 @@
       </w:pPr>
       <w:r>
         <w:rPr>
-          <w:b w:val="1"/>
-          <w:bCs w:val="1"/>
-          <w:sz w:val="24"/>
-          <w:szCs w:val="24"/>
-          <w:rtl w:val="0"/>
-        </w:rPr>
-        <w:t xml:space="preserve">https://deemashammaa-star.github.io/WebDesign/Assignment%201/</w:t>
+          <w:rtl w:val="0"/>
+        </w:rPr>
       </w:r>
     </w:p>
     <w:p>
@@ -319,14 +314,14 @@
         </w:rPr>
         <w:drawing>
           <wp:inline distB="114300" distT="114300" distL="114300" distR="114300">
-            <wp:extent cx="5731200" cy="2768600"/>
-            <wp:effectExtent b="25400" l="25400" r="25400" t="25400"/>
-            <wp:docPr id="2" name="image2.png"/>
+            <wp:extent cx="5731200" cy="2921000"/>
+            <wp:effectExtent b="12700" l="12700" r="12700" t="12700"/>
+            <wp:docPr id="3" name="image4.png"/>
             <a:graphic>
               <a:graphicData uri="http://schemas.openxmlformats.org/drawingml/2006/picture">
                 <pic:pic>
                   <pic:nvPicPr>
-                    <pic:cNvPr id="0" name="image2.png"/>
+                    <pic:cNvPr id="0" name="image4.png"/>
                     <pic:cNvPicPr preferRelativeResize="0"/>
                   </pic:nvPicPr>
                   <pic:blipFill>
@@ -339,10 +334,10 @@
                   <pic:spPr>
                     <a:xfrm>
                       <a:off x="0" y="0"/>
-                      <a:ext cx="5731200" cy="2768600"/>
+                      <a:ext cx="5731200" cy="2921000"/>
                     </a:xfrm>
                     <a:prstGeom prst="rect"/>
-                    <a:ln w="25400">
+                    <a:ln w="12700">
                       <a:solidFill>
                         <a:srgbClr val="000000"/>
                       </a:solidFill>
@@ -359,6 +354,146 @@
         <w:rPr>
           <w:rtl w:val="0"/>
         </w:rPr>
+      </w:r>
+    </w:p>
+    <w:p>
+      <w:pPr>
+        <w:rPr>
+          <w:b w:val="1"/>
+          <w:bCs w:val="1"/>
+          <w:sz w:val="24"/>
+          <w:szCs w:val="24"/>
+        </w:rPr>
+      </w:pPr>
+      <w:r>
+        <w:rPr>
+          <w:b w:val="1"/>
+          <w:bCs w:val="1"/>
+          <w:sz w:val="24"/>
+          <w:szCs w:val="24"/>
+        </w:rPr>
+        <w:drawing>
+          <wp:inline distB="114300" distT="114300" distL="114300" distR="114300">
+            <wp:extent cx="5731200" cy="2921000"/>
+            <wp:effectExtent b="12700" l="12700" r="12700" t="12700"/>
+            <wp:docPr id="2" name="image1.png"/>
+            <a:graphic>
+              <a:graphicData uri="http://schemas.openxmlformats.org/drawingml/2006/picture">
+                <pic:pic>
+                  <pic:nvPicPr>
+                    <pic:cNvPr id="0" name="image1.png"/>
+                    <pic:cNvPicPr preferRelativeResize="0"/>
+                  </pic:nvPicPr>
+                  <pic:blipFill>
+                    <a:blip r:embed="rId9"/>
+                    <a:srcRect b="0" l="0" r="0" t="0"/>
+                    <a:stretch>
+                      <a:fillRect/>
+                    </a:stretch>
+                  </pic:blipFill>
+                  <pic:spPr>
+                    <a:xfrm>
+                      <a:off x="0" y="0"/>
+                      <a:ext cx="5731200" cy="2921000"/>
+                    </a:xfrm>
+                    <a:prstGeom prst="rect"/>
+                    <a:ln w="12700">
+                      <a:solidFill>
+                        <a:srgbClr val="000000"/>
+                      </a:solidFill>
+                      <a:prstDash val="solid"/>
+                    </a:ln>
+                  </pic:spPr>
+                </pic:pic>
+              </a:graphicData>
+            </a:graphic>
+          </wp:inline>
+        </w:drawing>
+      </w:r>
+      <w:r>
+        <w:rPr>
+          <w:rtl w:val="0"/>
+        </w:rPr>
+      </w:r>
+    </w:p>
+    <w:p>
+      <w:pPr>
+        <w:rPr>
+          <w:b w:val="1"/>
+          <w:bCs w:val="1"/>
+          <w:sz w:val="24"/>
+          <w:szCs w:val="24"/>
+        </w:rPr>
+      </w:pPr>
+      <w:r>
+        <w:rPr>
+          <w:b w:val="1"/>
+          <w:bCs w:val="1"/>
+          <w:sz w:val="24"/>
+          <w:szCs w:val="24"/>
+        </w:rPr>
+        <w:drawing>
+          <wp:inline distB="114300" distT="114300" distL="114300" distR="114300">
+            <wp:extent cx="5731200" cy="2921000"/>
+            <wp:effectExtent b="12700" l="12700" r="12700" t="12700"/>
+            <wp:docPr id="5" name="image2.png"/>
+            <a:graphic>
+              <a:graphicData uri="http://schemas.openxmlformats.org/drawingml/2006/picture">
+                <pic:pic>
+                  <pic:nvPicPr>
+                    <pic:cNvPr id="0" name="image2.png"/>
+                    <pic:cNvPicPr preferRelativeResize="0"/>
+                  </pic:nvPicPr>
+                  <pic:blipFill>
+                    <a:blip r:embed="rId10"/>
+                    <a:srcRect b="0" l="0" r="0" t="0"/>
+                    <a:stretch>
+                      <a:fillRect/>
+                    </a:stretch>
+                  </pic:blipFill>
+                  <pic:spPr>
+                    <a:xfrm>
+                      <a:off x="0" y="0"/>
+                      <a:ext cx="5731200" cy="2921000"/>
+                    </a:xfrm>
+                    <a:prstGeom prst="rect"/>
+                    <a:ln w="12700">
+                      <a:solidFill>
+                        <a:srgbClr val="000000"/>
+                      </a:solidFill>
+                      <a:prstDash val="solid"/>
+                    </a:ln>
+                  </pic:spPr>
+                </pic:pic>
+              </a:graphicData>
+            </a:graphic>
+          </wp:inline>
+        </w:drawing>
+      </w:r>
+      <w:r>
+        <w:rPr>
+          <w:rtl w:val="0"/>
+        </w:rPr>
+      </w:r>
+    </w:p>
+    <w:p>
+      <w:pPr>
+        <w:rPr>
+          <w:b w:val="1"/>
+          <w:bCs w:val="1"/>
+          <w:sz w:val="24"/>
+          <w:szCs w:val="24"/>
+        </w:rPr>
+      </w:pPr>
+      <w:r>
+        <w:rPr>
+          <w:b w:val="1"/>
+          <w:bCs w:val="1"/>
+          <w:sz w:val="24"/>
+          <w:szCs w:val="24"/>
+          <w:rtl w:val="0"/>
+        </w:rPr>
+        <w:t xml:space="preserve">https://deemashammaa-star.github.io/WebDesign/Assignment%201/</w:t>
       </w:r>
     </w:p>
     <w:sectPr>
